--- a/backend/app/templates/word/handover_v1.docx
+++ b/backend/app/templates/word/handover_v1.docx
@@ -12,20 +12,7 @@
           <w:b/>
           <w:sz w:val="32"/>
         </w:rPr>
-        <w:t>{{ station_name }}交接班记录</w:t>
-      </w:r>
-    </w:p>
-    <w:p>
-      <w:pPr>
-        <w:jc w:val="center"/>
-      </w:pPr>
-      <w:r>
-        <w:rPr>
-          <w:rFonts w:ascii="宋体" w:hAnsi="宋体" w:eastAsia="宋体"/>
-          <w:b w:val="0"/>
-          <w:sz w:val="24"/>
-        </w:rPr>
-        <w:t>（{{ period_cn }}班次）</w:t>
+        <w:t>{{ station_name }}交接班记录（{{ period_cn }}班次）</w:t>
       </w:r>
     </w:p>
     <w:p>
@@ -52,6 +39,7 @@
         <w:tc>
           <w:tcPr>
             <w:tcW w:type="dxa" w:w="4320"/>
+            <w:shd w:val="clear" w:fill="F2F2F2"/>
           </w:tcPr>
           <w:p>
             <w:r/>
@@ -86,6 +74,7 @@
         <w:tc>
           <w:tcPr>
             <w:tcW w:type="dxa" w:w="4320"/>
+            <w:shd w:val="clear" w:fill="F2F2F2"/>
           </w:tcPr>
           <w:p>
             <w:r/>
@@ -120,6 +109,7 @@
         <w:tc>
           <w:tcPr>
             <w:tcW w:type="dxa" w:w="4320"/>
+            <w:shd w:val="clear" w:fill="F2F2F2"/>
           </w:tcPr>
           <w:p>
             <w:r/>
@@ -154,6 +144,7 @@
         <w:tc>
           <w:tcPr>
             <w:tcW w:type="dxa" w:w="4320"/>
+            <w:shd w:val="clear" w:fill="F2F2F2"/>
           </w:tcPr>
           <w:p>
             <w:r/>
@@ -188,6 +179,7 @@
         <w:tc>
           <w:tcPr>
             <w:tcW w:type="dxa" w:w="4320"/>
+            <w:shd w:val="clear" w:fill="F2F2F2"/>
           </w:tcPr>
           <w:p>
             <w:r/>
@@ -222,6 +214,7 @@
         <w:tc>
           <w:tcPr>
             <w:tcW w:type="dxa" w:w="4320"/>
+            <w:shd w:val="clear" w:fill="F2F2F2"/>
           </w:tcPr>
           <w:p>
             <w:r/>
@@ -362,6 +355,7 @@
         <w:tc>
           <w:tcPr>
             <w:tcW w:type="dxa" w:w="1440"/>
+            <w:shd w:val="clear" w:fill="D9D9D9"/>
           </w:tcPr>
           <w:p>
             <w:pPr>
@@ -381,6 +375,7 @@
         <w:tc>
           <w:tcPr>
             <w:tcW w:type="dxa" w:w="1440"/>
+            <w:shd w:val="clear" w:fill="D9D9D9"/>
           </w:tcPr>
           <w:p>
             <w:pPr>
@@ -400,6 +395,7 @@
         <w:tc>
           <w:tcPr>
             <w:tcW w:type="dxa" w:w="1440"/>
+            <w:shd w:val="clear" w:fill="D9D9D9"/>
           </w:tcPr>
           <w:p>
             <w:pPr>
@@ -419,6 +415,7 @@
         <w:tc>
           <w:tcPr>
             <w:tcW w:type="dxa" w:w="1440"/>
+            <w:shd w:val="clear" w:fill="D9D9D9"/>
           </w:tcPr>
           <w:p>
             <w:pPr>
@@ -438,6 +435,7 @@
         <w:tc>
           <w:tcPr>
             <w:tcW w:type="dxa" w:w="1440"/>
+            <w:shd w:val="clear" w:fill="D9D9D9"/>
           </w:tcPr>
           <w:p>
             <w:pPr>
@@ -457,6 +455,7 @@
         <w:tc>
           <w:tcPr>
             <w:tcW w:type="dxa" w:w="1440"/>
+            <w:shd w:val="clear" w:fill="D9D9D9"/>
           </w:tcPr>
           <w:p>
             <w:pPr>
@@ -879,7 +878,7 @@
           <w:b w:val="0"/>
           <w:sz w:val="18"/>
         </w:rPr>
-        <w:t>（第三、六节之外的未完成/进行中工作归入本节，移交下一班；紧急工作标红，重点工作标黄）</w:t>
+        <w:t>（第三、六节之外的未完成/进行中工作归入本节，移交下一班；第三、六节中的工作不重复列入。紧急工作标红，重点工作标黄）</w:t>
       </w:r>
     </w:p>
     <w:tbl>
@@ -903,6 +902,7 @@
         <w:tc>
           <w:tcPr>
             <w:tcW w:type="dxa" w:w="1080"/>
+            <w:shd w:val="clear" w:fill="D9D9D9"/>
           </w:tcPr>
           <w:p>
             <w:pPr>
@@ -922,6 +922,7 @@
         <w:tc>
           <w:tcPr>
             <w:tcW w:type="dxa" w:w="1080"/>
+            <w:shd w:val="clear" w:fill="D9D9D9"/>
           </w:tcPr>
           <w:p>
             <w:pPr>
@@ -941,6 +942,7 @@
         <w:tc>
           <w:tcPr>
             <w:tcW w:type="dxa" w:w="1080"/>
+            <w:shd w:val="clear" w:fill="D9D9D9"/>
           </w:tcPr>
           <w:p>
             <w:pPr>
@@ -960,6 +962,7 @@
         <w:tc>
           <w:tcPr>
             <w:tcW w:type="dxa" w:w="1080"/>
+            <w:shd w:val="clear" w:fill="D9D9D9"/>
           </w:tcPr>
           <w:p>
             <w:pPr>
@@ -979,6 +982,7 @@
         <w:tc>
           <w:tcPr>
             <w:tcW w:type="dxa" w:w="1080"/>
+            <w:shd w:val="clear" w:fill="D9D9D9"/>
           </w:tcPr>
           <w:p>
             <w:pPr>
@@ -998,6 +1002,7 @@
         <w:tc>
           <w:tcPr>
             <w:tcW w:type="dxa" w:w="1080"/>
+            <w:shd w:val="clear" w:fill="D9D9D9"/>
           </w:tcPr>
           <w:p>
             <w:pPr>
@@ -1017,6 +1022,7 @@
         <w:tc>
           <w:tcPr>
             <w:tcW w:type="dxa" w:w="1080"/>
+            <w:shd w:val="clear" w:fill="D9D9D9"/>
           </w:tcPr>
           <w:p>
             <w:pPr>
@@ -1036,6 +1042,7 @@
         <w:tc>
           <w:tcPr>
             <w:tcW w:type="dxa" w:w="1080"/>
+            <w:shd w:val="clear" w:fill="D9D9D9"/>
           </w:tcPr>
           <w:p>
             <w:pPr>
@@ -1581,6 +1588,7 @@
         <w:tc>
           <w:tcPr>
             <w:tcW w:type="dxa" w:w="1728"/>
+            <w:shd w:val="clear" w:fill="D9D9D9"/>
           </w:tcPr>
           <w:p>
             <w:pPr>
@@ -1600,6 +1608,7 @@
         <w:tc>
           <w:tcPr>
             <w:tcW w:type="dxa" w:w="1728"/>
+            <w:shd w:val="clear" w:fill="D9D9D9"/>
           </w:tcPr>
           <w:p>
             <w:pPr>
@@ -1619,6 +1628,7 @@
         <w:tc>
           <w:tcPr>
             <w:tcW w:type="dxa" w:w="1728"/>
+            <w:shd w:val="clear" w:fill="D9D9D9"/>
           </w:tcPr>
           <w:p>
             <w:pPr>
@@ -1638,6 +1648,7 @@
         <w:tc>
           <w:tcPr>
             <w:tcW w:type="dxa" w:w="1728"/>
+            <w:shd w:val="clear" w:fill="D9D9D9"/>
           </w:tcPr>
           <w:p>
             <w:pPr>
@@ -1657,6 +1668,7 @@
         <w:tc>
           <w:tcPr>
             <w:tcW w:type="dxa" w:w="1728"/>
+            <w:shd w:val="clear" w:fill="D9D9D9"/>
           </w:tcPr>
           <w:p>
             <w:pPr>
@@ -1854,7 +1866,7 @@
           <w:b w:val="0"/>
           <w:sz w:val="18"/>
         </w:rPr>
-        <w:t>（本交接时段到期的月度/季度工作由程序自动全部列入本节：已完成＝绿，在期限内未完成＝白，超期限未完成＝红。）</w:t>
+        <w:t>（本交接时段到期的月度/季度/年度工作由程序自动全部列入本节：已完成＝绿，在期限内未完成＝白，超期限未完成＝红。排序规则：先未完成，后已完成。）</w:t>
       </w:r>
     </w:p>
     <w:p>
@@ -1887,6 +1899,7 @@
         <w:tc>
           <w:tcPr>
             <w:tcW w:type="dxa" w:w="1234"/>
+            <w:shd w:val="clear" w:fill="D9D9D9"/>
           </w:tcPr>
           <w:p>
             <w:pPr>
@@ -1906,6 +1919,7 @@
         <w:tc>
           <w:tcPr>
             <w:tcW w:type="dxa" w:w="1234"/>
+            <w:shd w:val="clear" w:fill="D9D9D9"/>
           </w:tcPr>
           <w:p>
             <w:pPr>
@@ -1925,6 +1939,7 @@
         <w:tc>
           <w:tcPr>
             <w:tcW w:type="dxa" w:w="1234"/>
+            <w:shd w:val="clear" w:fill="D9D9D9"/>
           </w:tcPr>
           <w:p>
             <w:pPr>
@@ -1944,6 +1959,7 @@
         <w:tc>
           <w:tcPr>
             <w:tcW w:type="dxa" w:w="1234"/>
+            <w:shd w:val="clear" w:fill="D9D9D9"/>
           </w:tcPr>
           <w:p>
             <w:pPr>
@@ -1963,6 +1979,7 @@
         <w:tc>
           <w:tcPr>
             <w:tcW w:type="dxa" w:w="1234"/>
+            <w:shd w:val="clear" w:fill="D9D9D9"/>
           </w:tcPr>
           <w:p>
             <w:pPr>
@@ -1982,6 +1999,7 @@
         <w:tc>
           <w:tcPr>
             <w:tcW w:type="dxa" w:w="1234"/>
+            <w:shd w:val="clear" w:fill="D9D9D9"/>
           </w:tcPr>
           <w:p>
             <w:pPr>
@@ -2001,6 +2019,7 @@
         <w:tc>
           <w:tcPr>
             <w:tcW w:type="dxa" w:w="1234"/>
+            <w:shd w:val="clear" w:fill="D9D9D9"/>
           </w:tcPr>
           <w:p>
             <w:pPr>
@@ -2492,6 +2511,7 @@
         <w:tc>
           <w:tcPr>
             <w:tcW w:type="dxa" w:w="1234"/>
+            <w:shd w:val="clear" w:fill="D9D9D9"/>
           </w:tcPr>
           <w:p>
             <w:pPr>
@@ -2511,6 +2531,7 @@
         <w:tc>
           <w:tcPr>
             <w:tcW w:type="dxa" w:w="1234"/>
+            <w:shd w:val="clear" w:fill="D9D9D9"/>
           </w:tcPr>
           <w:p>
             <w:pPr>
@@ -2530,6 +2551,7 @@
         <w:tc>
           <w:tcPr>
             <w:tcW w:type="dxa" w:w="1234"/>
+            <w:shd w:val="clear" w:fill="D9D9D9"/>
           </w:tcPr>
           <w:p>
             <w:pPr>
@@ -2549,6 +2571,7 @@
         <w:tc>
           <w:tcPr>
             <w:tcW w:type="dxa" w:w="1234"/>
+            <w:shd w:val="clear" w:fill="D9D9D9"/>
           </w:tcPr>
           <w:p>
             <w:pPr>
@@ -2568,6 +2591,7 @@
         <w:tc>
           <w:tcPr>
             <w:tcW w:type="dxa" w:w="1234"/>
+            <w:shd w:val="clear" w:fill="D9D9D9"/>
           </w:tcPr>
           <w:p>
             <w:pPr>
@@ -2587,6 +2611,7 @@
         <w:tc>
           <w:tcPr>
             <w:tcW w:type="dxa" w:w="1234"/>
+            <w:shd w:val="clear" w:fill="D9D9D9"/>
           </w:tcPr>
           <w:p>
             <w:pPr>
@@ -2606,6 +2631,7 @@
         <w:tc>
           <w:tcPr>
             <w:tcW w:type="dxa" w:w="1234"/>
+            <w:shd w:val="clear" w:fill="D9D9D9"/>
           </w:tcPr>
           <w:p>
             <w:pPr>
@@ -3067,6 +3093,618 @@
         </w:tc>
       </w:tr>
     </w:tbl>
+    <w:p>
+      <w:r>
+        <w:rPr>
+          <w:rFonts w:ascii="宋体" w:hAnsi="宋体" w:eastAsia="宋体"/>
+          <w:b/>
+          <w:sz w:val="22"/>
+        </w:rPr>
+        <w:t>6.3年度定期工作</w:t>
+      </w:r>
+    </w:p>
+    <w:tbl>
+      <w:tblPr>
+        <w:tblStyle w:val="TableGrid"/>
+        <w:tblW w:type="auto" w:w="0"/>
+        <w:jc w:val="center"/>
+        <w:tblLook w:firstColumn="1" w:firstRow="1" w:lastColumn="0" w:lastRow="0" w:noHBand="0" w:noVBand="1" w:val="04A0"/>
+      </w:tblPr>
+      <w:tblGrid>
+        <w:gridCol w:w="1234"/>
+        <w:gridCol w:w="1234"/>
+        <w:gridCol w:w="1234"/>
+        <w:gridCol w:w="1234"/>
+        <w:gridCol w:w="1234"/>
+        <w:gridCol w:w="1234"/>
+        <w:gridCol w:w="1234"/>
+      </w:tblGrid>
+      <w:tr>
+        <w:tc>
+          <w:tcPr>
+            <w:tcW w:type="dxa" w:w="1234"/>
+            <w:shd w:val="clear" w:fill="D9D9D9"/>
+          </w:tcPr>
+          <w:p>
+            <w:pPr>
+              <w:jc w:val="center"/>
+            </w:pPr>
+            <w:r/>
+            <w:r>
+              <w:rPr>
+                <w:rFonts w:ascii="宋体" w:hAnsi="宋体" w:eastAsia="宋体"/>
+                <w:b/>
+                <w:sz w:val="21"/>
+              </w:rPr>
+              <w:t>序号</w:t>
+            </w:r>
+          </w:p>
+        </w:tc>
+        <w:tc>
+          <w:tcPr>
+            <w:tcW w:type="dxa" w:w="1234"/>
+            <w:shd w:val="clear" w:fill="D9D9D9"/>
+          </w:tcPr>
+          <w:p>
+            <w:pPr>
+              <w:jc w:val="center"/>
+            </w:pPr>
+            <w:r/>
+            <w:r>
+              <w:rPr>
+                <w:rFonts w:ascii="宋体" w:hAnsi="宋体" w:eastAsia="宋体"/>
+                <w:b/>
+                <w:sz w:val="21"/>
+              </w:rPr>
+              <w:t>工作内容</w:t>
+            </w:r>
+          </w:p>
+        </w:tc>
+        <w:tc>
+          <w:tcPr>
+            <w:tcW w:type="dxa" w:w="1234"/>
+            <w:shd w:val="clear" w:fill="D9D9D9"/>
+          </w:tcPr>
+          <w:p>
+            <w:pPr>
+              <w:jc w:val="center"/>
+            </w:pPr>
+            <w:r/>
+            <w:r>
+              <w:rPr>
+                <w:rFonts w:ascii="宋体" w:hAnsi="宋体" w:eastAsia="宋体"/>
+                <w:b/>
+                <w:sz w:val="21"/>
+              </w:rPr>
+              <w:t>开始时间</w:t>
+            </w:r>
+          </w:p>
+        </w:tc>
+        <w:tc>
+          <w:tcPr>
+            <w:tcW w:type="dxa" w:w="1234"/>
+            <w:shd w:val="clear" w:fill="D9D9D9"/>
+          </w:tcPr>
+          <w:p>
+            <w:pPr>
+              <w:jc w:val="center"/>
+            </w:pPr>
+            <w:r/>
+            <w:r>
+              <w:rPr>
+                <w:rFonts w:ascii="宋体" w:hAnsi="宋体" w:eastAsia="宋体"/>
+                <w:b/>
+                <w:sz w:val="21"/>
+              </w:rPr>
+              <w:t>结束时间</w:t>
+            </w:r>
+          </w:p>
+        </w:tc>
+        <w:tc>
+          <w:tcPr>
+            <w:tcW w:type="dxa" w:w="1234"/>
+            <w:shd w:val="clear" w:fill="D9D9D9"/>
+          </w:tcPr>
+          <w:p>
+            <w:pPr>
+              <w:jc w:val="center"/>
+            </w:pPr>
+            <w:r/>
+            <w:r>
+              <w:rPr>
+                <w:rFonts w:ascii="宋体" w:hAnsi="宋体" w:eastAsia="宋体"/>
+                <w:b/>
+                <w:sz w:val="21"/>
+              </w:rPr>
+              <w:t>完成情况</w:t>
+            </w:r>
+          </w:p>
+        </w:tc>
+        <w:tc>
+          <w:tcPr>
+            <w:tcW w:type="dxa" w:w="1234"/>
+            <w:shd w:val="clear" w:fill="D9D9D9"/>
+          </w:tcPr>
+          <w:p>
+            <w:pPr>
+              <w:jc w:val="center"/>
+            </w:pPr>
+            <w:r/>
+            <w:r>
+              <w:rPr>
+                <w:rFonts w:ascii="宋体" w:hAnsi="宋体" w:eastAsia="宋体"/>
+                <w:b/>
+                <w:sz w:val="21"/>
+              </w:rPr>
+              <w:t>完成人</w:t>
+            </w:r>
+          </w:p>
+        </w:tc>
+        <w:tc>
+          <w:tcPr>
+            <w:tcW w:type="dxa" w:w="1234"/>
+            <w:shd w:val="clear" w:fill="D9D9D9"/>
+          </w:tcPr>
+          <w:p>
+            <w:pPr>
+              <w:jc w:val="center"/>
+            </w:pPr>
+            <w:r/>
+            <w:r>
+              <w:rPr>
+                <w:rFonts w:ascii="宋体" w:hAnsi="宋体" w:eastAsia="宋体"/>
+                <w:b/>
+                <w:sz w:val="21"/>
+              </w:rPr>
+              <w:t>备注</w:t>
+            </w:r>
+          </w:p>
+        </w:tc>
+      </w:tr>
+      <w:tr>
+        <w:tc>
+          <w:tcPr>
+            <w:tcW w:type="dxa" w:w="1234"/>
+          </w:tcPr>
+          <w:p>
+            <w:r/>
+            <w:r>
+              <w:rPr>
+                <w:rFonts w:ascii="宋体" w:hAnsi="宋体" w:eastAsia="宋体"/>
+                <w:b w:val="0"/>
+                <w:sz w:val="21"/>
+              </w:rPr>
+              <w:t>{%tr for item in general_yearly %}</w:t>
+            </w:r>
+          </w:p>
+        </w:tc>
+        <w:tc>
+          <w:tcPr>
+            <w:tcW w:type="dxa" w:w="1234"/>
+          </w:tcPr>
+          <w:p/>
+        </w:tc>
+        <w:tc>
+          <w:tcPr>
+            <w:tcW w:type="dxa" w:w="1234"/>
+          </w:tcPr>
+          <w:p/>
+        </w:tc>
+        <w:tc>
+          <w:tcPr>
+            <w:tcW w:type="dxa" w:w="1234"/>
+          </w:tcPr>
+          <w:p/>
+        </w:tc>
+        <w:tc>
+          <w:tcPr>
+            <w:tcW w:type="dxa" w:w="1234"/>
+          </w:tcPr>
+          <w:p/>
+        </w:tc>
+        <w:tc>
+          <w:tcPr>
+            <w:tcW w:type="dxa" w:w="1234"/>
+          </w:tcPr>
+          <w:p/>
+        </w:tc>
+        <w:tc>
+          <w:tcPr>
+            <w:tcW w:type="dxa" w:w="1234"/>
+          </w:tcPr>
+          <w:p/>
+        </w:tc>
+      </w:tr>
+      <w:tr>
+        <w:tc>
+          <w:tcPr>
+            <w:tcW w:type="dxa" w:w="1234"/>
+          </w:tcPr>
+          <w:p>
+            <w:r/>
+            <w:r>
+              <w:rPr>
+                <w:rFonts w:ascii="宋体" w:hAnsi="宋体" w:eastAsia="宋体"/>
+                <w:b w:val="0"/>
+                <w:sz w:val="21"/>
+              </w:rPr>
+              <w:t>{{ loop.index }}</w:t>
+            </w:r>
+          </w:p>
+        </w:tc>
+        <w:tc>
+          <w:tcPr>
+            <w:tcW w:type="dxa" w:w="1234"/>
+          </w:tcPr>
+          <w:p>
+            <w:r/>
+            <w:r>
+              <w:rPr>
+                <w:rFonts w:ascii="宋体" w:hAnsi="宋体" w:eastAsia="宋体"/>
+                <w:b w:val="0"/>
+                <w:sz w:val="21"/>
+              </w:rPr>
+              <w:t>{{ item.title }}</w:t>
+            </w:r>
+          </w:p>
+        </w:tc>
+        <w:tc>
+          <w:tcPr>
+            <w:tcW w:type="dxa" w:w="1234"/>
+          </w:tcPr>
+          <w:p>
+            <w:r/>
+            <w:r>
+              <w:rPr>
+                <w:rFonts w:ascii="宋体" w:hAnsi="宋体" w:eastAsia="宋体"/>
+                <w:b w:val="0"/>
+                <w:sz w:val="21"/>
+              </w:rPr>
+              <w:t>{{ item.start }}</w:t>
+            </w:r>
+          </w:p>
+        </w:tc>
+        <w:tc>
+          <w:tcPr>
+            <w:tcW w:type="dxa" w:w="1234"/>
+          </w:tcPr>
+          <w:p>
+            <w:r/>
+            <w:r>
+              <w:rPr>
+                <w:rFonts w:ascii="宋体" w:hAnsi="宋体" w:eastAsia="宋体"/>
+                <w:b w:val="0"/>
+                <w:sz w:val="21"/>
+              </w:rPr>
+              <w:t>{{ item.end }}</w:t>
+            </w:r>
+          </w:p>
+        </w:tc>
+        <w:tc>
+          <w:tcPr>
+            <w:tcW w:type="dxa" w:w="1234"/>
+          </w:tcPr>
+          <w:p>
+            <w:r/>
+            <w:r>
+              <w:rPr>
+                <w:rFonts w:ascii="宋体" w:hAnsi="宋体" w:eastAsia="宋体"/>
+                <w:b w:val="0"/>
+                <w:sz w:val="21"/>
+              </w:rPr>
+              <w:t>{{ item.status_text }}</w:t>
+            </w:r>
+          </w:p>
+        </w:tc>
+        <w:tc>
+          <w:tcPr>
+            <w:tcW w:type="dxa" w:w="1234"/>
+          </w:tcPr>
+          <w:p>
+            <w:r/>
+            <w:r>
+              <w:rPr>
+                <w:rFonts w:ascii="宋体" w:hAnsi="宋体" w:eastAsia="宋体"/>
+                <w:b w:val="0"/>
+                <w:sz w:val="21"/>
+              </w:rPr>
+              <w:t>{{ item.owner }}</w:t>
+            </w:r>
+          </w:p>
+        </w:tc>
+        <w:tc>
+          <w:tcPr>
+            <w:tcW w:type="dxa" w:w="1234"/>
+          </w:tcPr>
+          <w:p>
+            <w:r/>
+            <w:r>
+              <w:rPr>
+                <w:rFonts w:ascii="宋体" w:hAnsi="宋体" w:eastAsia="宋体"/>
+                <w:b w:val="0"/>
+                <w:sz w:val="21"/>
+              </w:rPr>
+              <w:t>{{ item.remark }}</w:t>
+            </w:r>
+          </w:p>
+        </w:tc>
+      </w:tr>
+      <w:tr>
+        <w:tc>
+          <w:tcPr>
+            <w:tcW w:type="dxa" w:w="1234"/>
+          </w:tcPr>
+          <w:p>
+            <w:r/>
+            <w:r>
+              <w:rPr>
+                <w:rFonts w:ascii="宋体" w:hAnsi="宋体" w:eastAsia="宋体"/>
+                <w:b w:val="0"/>
+                <w:sz w:val="21"/>
+              </w:rPr>
+              <w:t>{%tr endfor %}</w:t>
+            </w:r>
+          </w:p>
+        </w:tc>
+        <w:tc>
+          <w:tcPr>
+            <w:tcW w:type="dxa" w:w="1234"/>
+          </w:tcPr>
+          <w:p/>
+        </w:tc>
+        <w:tc>
+          <w:tcPr>
+            <w:tcW w:type="dxa" w:w="1234"/>
+          </w:tcPr>
+          <w:p/>
+        </w:tc>
+        <w:tc>
+          <w:tcPr>
+            <w:tcW w:type="dxa" w:w="1234"/>
+          </w:tcPr>
+          <w:p/>
+        </w:tc>
+        <w:tc>
+          <w:tcPr>
+            <w:tcW w:type="dxa" w:w="1234"/>
+          </w:tcPr>
+          <w:p/>
+        </w:tc>
+        <w:tc>
+          <w:tcPr>
+            <w:tcW w:type="dxa" w:w="1234"/>
+          </w:tcPr>
+          <w:p/>
+        </w:tc>
+        <w:tc>
+          <w:tcPr>
+            <w:tcW w:type="dxa" w:w="1234"/>
+          </w:tcPr>
+          <w:p/>
+        </w:tc>
+      </w:tr>
+      <w:tr>
+        <w:tc>
+          <w:tcPr>
+            <w:tcW w:type="dxa" w:w="1234"/>
+          </w:tcPr>
+          <w:p>
+            <w:r/>
+            <w:r>
+              <w:rPr>
+                <w:rFonts w:ascii="宋体" w:hAnsi="宋体" w:eastAsia="宋体"/>
+                <w:b w:val="0"/>
+                <w:sz w:val="21"/>
+              </w:rPr>
+              <w:t>{%tr if not general_yearly %}</w:t>
+            </w:r>
+          </w:p>
+        </w:tc>
+        <w:tc>
+          <w:tcPr>
+            <w:tcW w:type="dxa" w:w="1234"/>
+          </w:tcPr>
+          <w:p/>
+        </w:tc>
+        <w:tc>
+          <w:tcPr>
+            <w:tcW w:type="dxa" w:w="1234"/>
+          </w:tcPr>
+          <w:p/>
+        </w:tc>
+        <w:tc>
+          <w:tcPr>
+            <w:tcW w:type="dxa" w:w="1234"/>
+          </w:tcPr>
+          <w:p/>
+        </w:tc>
+        <w:tc>
+          <w:tcPr>
+            <w:tcW w:type="dxa" w:w="1234"/>
+          </w:tcPr>
+          <w:p/>
+        </w:tc>
+        <w:tc>
+          <w:tcPr>
+            <w:tcW w:type="dxa" w:w="1234"/>
+          </w:tcPr>
+          <w:p/>
+        </w:tc>
+        <w:tc>
+          <w:tcPr>
+            <w:tcW w:type="dxa" w:w="1234"/>
+          </w:tcPr>
+          <w:p/>
+        </w:tc>
+      </w:tr>
+      <w:tr>
+        <w:tc>
+          <w:tcPr>
+            <w:tcW w:type="dxa" w:w="1234"/>
+          </w:tcPr>
+          <w:p>
+            <w:r/>
+            <w:r>
+              <w:rPr>
+                <w:rFonts w:ascii="宋体" w:hAnsi="宋体" w:eastAsia="宋体"/>
+                <w:b w:val="0"/>
+                <w:sz w:val="21"/>
+              </w:rPr>
+              <w:t>1</w:t>
+            </w:r>
+          </w:p>
+        </w:tc>
+        <w:tc>
+          <w:tcPr>
+            <w:tcW w:type="dxa" w:w="1234"/>
+          </w:tcPr>
+          <w:p>
+            <w:r/>
+            <w:r>
+              <w:rPr>
+                <w:rFonts w:ascii="宋体" w:hAnsi="宋体" w:eastAsia="宋体"/>
+                <w:b w:val="0"/>
+                <w:sz w:val="21"/>
+              </w:rPr>
+              <w:t>本班无到期年度定期工作</w:t>
+            </w:r>
+          </w:p>
+        </w:tc>
+        <w:tc>
+          <w:tcPr>
+            <w:tcW w:type="dxa" w:w="1234"/>
+          </w:tcPr>
+          <w:p>
+            <w:r/>
+            <w:r>
+              <w:rPr>
+                <w:rFonts w:ascii="宋体" w:hAnsi="宋体" w:eastAsia="宋体"/>
+                <w:b w:val="0"/>
+                <w:sz w:val="21"/>
+              </w:rPr>
+              <w:t>—</w:t>
+            </w:r>
+          </w:p>
+        </w:tc>
+        <w:tc>
+          <w:tcPr>
+            <w:tcW w:type="dxa" w:w="1234"/>
+          </w:tcPr>
+          <w:p>
+            <w:r/>
+            <w:r>
+              <w:rPr>
+                <w:rFonts w:ascii="宋体" w:hAnsi="宋体" w:eastAsia="宋体"/>
+                <w:b w:val="0"/>
+                <w:sz w:val="21"/>
+              </w:rPr>
+              <w:t>—</w:t>
+            </w:r>
+          </w:p>
+        </w:tc>
+        <w:tc>
+          <w:tcPr>
+            <w:tcW w:type="dxa" w:w="1234"/>
+          </w:tcPr>
+          <w:p>
+            <w:r/>
+            <w:r>
+              <w:rPr>
+                <w:rFonts w:ascii="宋体" w:hAnsi="宋体" w:eastAsia="宋体"/>
+                <w:b w:val="0"/>
+                <w:sz w:val="21"/>
+              </w:rPr>
+              <w:t>—</w:t>
+            </w:r>
+          </w:p>
+        </w:tc>
+        <w:tc>
+          <w:tcPr>
+            <w:tcW w:type="dxa" w:w="1234"/>
+          </w:tcPr>
+          <w:p>
+            <w:r/>
+            <w:r>
+              <w:rPr>
+                <w:rFonts w:ascii="宋体" w:hAnsi="宋体" w:eastAsia="宋体"/>
+                <w:b w:val="0"/>
+                <w:sz w:val="21"/>
+              </w:rPr>
+              <w:t>—</w:t>
+            </w:r>
+          </w:p>
+        </w:tc>
+        <w:tc>
+          <w:tcPr>
+            <w:tcW w:type="dxa" w:w="1234"/>
+          </w:tcPr>
+          <w:p>
+            <w:r/>
+            <w:r>
+              <w:rPr>
+                <w:rFonts w:ascii="宋体" w:hAnsi="宋体" w:eastAsia="宋体"/>
+                <w:b w:val="0"/>
+                <w:sz w:val="21"/>
+              </w:rPr>
+            </w:r>
+          </w:p>
+        </w:tc>
+      </w:tr>
+      <w:tr>
+        <w:tc>
+          <w:tcPr>
+            <w:tcW w:type="dxa" w:w="1234"/>
+          </w:tcPr>
+          <w:p>
+            <w:r/>
+            <w:r>
+              <w:rPr>
+                <w:rFonts w:ascii="宋体" w:hAnsi="宋体" w:eastAsia="宋体"/>
+                <w:b w:val="0"/>
+                <w:sz w:val="21"/>
+              </w:rPr>
+              <w:t>{%tr endif %}</w:t>
+            </w:r>
+          </w:p>
+        </w:tc>
+        <w:tc>
+          <w:tcPr>
+            <w:tcW w:type="dxa" w:w="1234"/>
+          </w:tcPr>
+          <w:p/>
+        </w:tc>
+        <w:tc>
+          <w:tcPr>
+            <w:tcW w:type="dxa" w:w="1234"/>
+          </w:tcPr>
+          <w:p/>
+        </w:tc>
+        <w:tc>
+          <w:tcPr>
+            <w:tcW w:type="dxa" w:w="1234"/>
+          </w:tcPr>
+          <w:p/>
+        </w:tc>
+        <w:tc>
+          <w:tcPr>
+            <w:tcW w:type="dxa" w:w="1234"/>
+          </w:tcPr>
+          <w:p/>
+        </w:tc>
+        <w:tc>
+          <w:tcPr>
+            <w:tcW w:type="dxa" w:w="1234"/>
+          </w:tcPr>
+          <w:p/>
+        </w:tc>
+        <w:tc>
+          <w:tcPr>
+            <w:tcW w:type="dxa" w:w="1234"/>
+          </w:tcPr>
+          <w:p/>
+        </w:tc>
+      </w:tr>
+    </w:tbl>
     <w:sectPr>
       <w:pgSz w:w="12240" w:h="15840"/>
       <w:pgMar w:top="1440" w:right="1800" w:bottom="1440" w:left="1800" w:header="720" w:footer="720" w:gutter="0"/>
